--- a/project/documents/transmittal/POA82CombinedXmit.docx
+++ b/project/documents/transmittal/POA82CombinedXmit.docx
@@ -856,141 +856,6 @@
       <w:r>
         <w:t>&lt;&lt;SARegNo&gt;&gt;</w:t>
       </w:r>
-    </w:p>
-    <w:p>
-      <w:pPr>
-        <w:pStyle w:val="BlockText"/>
-        <w:ind w:left="0" w:right="0"/>
-        <w:jc w:val="left"/>
-        <w:rPr>
-          <w:b w:val="0"/>
-          <w:bCs w:val="0"/>
-          <w:szCs w:val="20"/>
-        </w:rPr>
-      </w:pPr>
-    </w:p>
-    <w:p>
-      <w:pPr>
-        <w:rPr>
-          <w:sz w:val="18"/>
-          <w:szCs w:val="18"/>
-        </w:rPr>
-      </w:pPr>
-      <w:r>
-        <w:rPr>
-          <w:noProof/>
-          <w:sz w:val="18"/>
-          <w:szCs w:val="18"/>
-        </w:rPr>
-        <w:t>&lt;&lt;certificateCF&gt;&gt;</w:t>
-      </w:r>
-    </w:p>
-    <w:p>
-      <w:pPr>
-        <w:rPr>
-          <w:sz w:val="18"/>
-          <w:szCs w:val="18"/>
-        </w:rPr>
-      </w:pPr>
-    </w:p>
-    <w:p>
-      <w:pPr>
-        <w:rPr>
-          <w:sz w:val="18"/>
-          <w:szCs w:val="18"/>
-        </w:rPr>
-      </w:pPr>
-    </w:p>
-    <w:p>
-      <w:pPr>
-        <w:tabs>
-          <w:tab w:val="left" w:pos="5040"/>
-        </w:tabs>
-        <w:rPr>
-          <w:sz w:val="18"/>
-          <w:szCs w:val="18"/>
-        </w:rPr>
-      </w:pPr>
-      <w:r>
-        <w:rPr>
-          <w:sz w:val="18"/>
-          <w:szCs w:val="18"/>
-        </w:rPr>
-        <w:t>&lt;&lt;nameLine&gt;&gt;</w:t>
-      </w:r>
-      <w:r>
-        <w:rPr>
-          <w:sz w:val="18"/>
-          <w:szCs w:val="18"/>
-        </w:rPr>
-        <w:tab/>
-      </w:r>
-      <w:r>
-        <w:rPr>
-          <w:sz w:val="18"/>
-          <w:szCs w:val="18"/>
-        </w:rPr>
-        <w:t>&lt;&lt;sigLine&gt;&gt;</w:t>
-      </w:r>
-    </w:p>
-    <w:p>
-      <w:pPr>
-        <w:tabs>
-          <w:tab w:val="left" w:pos="5040"/>
-        </w:tabs>
-        <w:jc w:val="both"/>
-      </w:pPr>
-      <w:r>
-        <w:rPr>
-          <w:sz w:val="18"/>
-          <w:szCs w:val="18"/>
-        </w:rPr>
-        <w:t>&lt;&lt;nam</w:t>
-      </w:r>
-      <w:r>
-        <w:rPr>
-          <w:sz w:val="18"/>
-          <w:szCs w:val="18"/>
-        </w:rPr>
-        <w:t>Name</w:t>
-      </w:r>
-      <w:r>
-        <w:rPr>
-          <w:sz w:val="18"/>
-          <w:szCs w:val="18"/>
-        </w:rPr>
-        <w:t>&gt;&gt;</w:t>
-      </w:r>
-      <w:r>
-        <w:rPr>
-          <w:sz w:val="18"/>
-          <w:szCs w:val="18"/>
-        </w:rPr>
-        <w:tab/>
-      </w:r>
-      <w:r>
-        <w:rPr>
-          <w:sz w:val="18"/>
-          <w:szCs w:val="18"/>
-        </w:rPr>
-        <w:t>&lt;&lt;sig</w:t>
-      </w:r>
-      <w:r>
-        <w:rPr>
-          <w:sz w:val="18"/>
-          <w:szCs w:val="18"/>
-        </w:rPr>
-        <w:t>Signature</w:t>
-      </w:r>
-      <w:r>
-        <w:rPr>
-          <w:sz w:val="18"/>
-          <w:szCs w:val="18"/>
-        </w:rPr>
-        <w:t>&gt;&gt;</w:t>
-      </w:r>
-    </w:p>
-    <w:p>
       <w:r>
         <w:br w:type="page"/>
       </w:r>
@@ -1732,7 +1597,6 @@
                   <w14:uncheckedState w14:val="2610" w14:font="MS Gothic"/>
                 </w14:checkbox>
               </w:sdtPr>
-              <w:sdtEndPr/>
               <w:sdtContent>
                 <w:r>
                   <w:rPr>

--- a/project/documents/transmittal/POA82CombinedXmit.docx
+++ b/project/documents/transmittal/POA82CombinedXmit.docx
@@ -671,15 +671,51 @@
           <w:bCs/>
           <w:sz w:val="20"/>
         </w:rPr>
-        <w:t xml:space="preserve">If not provided for in a separate paper filed herewith, please consider this a PETITION FOR EXTENSION OF TIME for sufficient number of months to enter these papers and please charge any additional fees or credit overpayment to Deposit Account No. &lt;&lt;depAccount&gt;&gt;. If </w:t>
-      </w:r>
+        <w:t xml:space="preserve">If not provided for in a separate paper filed herewith, please consider this a PETITION FOR EXTENSION OF TIME for </w:t>
+      </w:r>
+      <w:proofErr w:type="gramStart"/>
       <w:r>
         <w:rPr>
           <w:b/>
           <w:bCs/>
           <w:sz w:val="20"/>
         </w:rPr>
-        <w:t xml:space="preserve">applicable, any papers or fees supplied herewith are considered to be timely filed pursuant to </w:t>
+        <w:t>sufficient number of</w:t>
+      </w:r>
+      <w:proofErr w:type="gramEnd"/>
+      <w:r>
+        <w:rPr>
+          <w:b/>
+          <w:bCs/>
+          <w:sz w:val="20"/>
+        </w:rPr>
+        <w:t xml:space="preserve"> months to enter these papers and please charge any additional fees or credit overpayment to Deposit Account No. &lt;&lt;depAccount&gt;&gt;. If </w:t>
+      </w:r>
+      <w:r>
+        <w:rPr>
+          <w:b/>
+          <w:bCs/>
+          <w:sz w:val="20"/>
+        </w:rPr>
+        <w:t xml:space="preserve">applicable, any papers or fees supplied herewith </w:t>
+      </w:r>
+      <w:proofErr w:type="gramStart"/>
+      <w:r>
+        <w:rPr>
+          <w:b/>
+          <w:bCs/>
+          <w:sz w:val="20"/>
+        </w:rPr>
+        <w:t>are considered to be</w:t>
+      </w:r>
+      <w:proofErr w:type="gramEnd"/>
+      <w:r>
+        <w:rPr>
+          <w:b/>
+          <w:bCs/>
+          <w:sz w:val="20"/>
+        </w:rPr>
+        <w:t xml:space="preserve"> timely filed pursuant to </w:t>
       </w:r>
       <w:r>
         <w:rPr>
